--- a/05_KMeans_auf_Geo_Manhattan.docx
+++ b/05_KMeans_auf_Geo_Manhattan.docx
@@ -16,7 +16,7 @@
           <w:sz w:val="16"/>
           <w:szCs w:val="16"/>
         </w:rPr>
-        <w:t xml:space="preserve">MARKTSTAND · CLAUDE CODE · ÜBUNG 5 VON 5</w:t>
+        <w:t xml:space="preserve">MARKTSTAND · AGENTIC ENGINEERING · ÜBUNG 5 VON 5</w:t>
       </w:r>
     </w:p>
     <w:p>

--- a/05_KMeans_auf_Geo_Manhattan.docx
+++ b/05_KMeans_auf_Geo_Manhattan.docx
@@ -157,6 +157,22 @@
     </w:tbl>
     <w:p>
       <w:pPr>
+        <w:spacing w:after="200" w:before="100"/>
+      </w:pPr>
+      <w:r>
+        <w:rPr>
+          <w:rFonts w:ascii="Arial" w:cs="Arial" w:eastAsia="Arial" w:hAnsi="Arial"/>
+          <w:i/>
+          <w:iCs/>
+          <w:color w:val="555555"/>
+          <w:sz w:val="18"/>
+          <w:szCs w:val="18"/>
+        </w:rPr>
+        <w:t xml:space="preserve">Kurzform: schreib Claude einfach „bitte mache Aufgabe 5“. Dann mit „löse Schritt 1 ... 6 von Aufgabe 5“ durch die Schritte hier unten gehen.</w:t>
+      </w:r>
+    </w:p>
+    <w:p>
+      <w:pPr>
         <w:spacing w:after="80" w:before="240"/>
       </w:pPr>
       <w:r>
@@ -373,7 +389,7 @@
           <w:sz w:val="20"/>
           <w:szCs w:val="20"/>
         </w:rPr>
-        <w:t xml:space="preserve">„Schreib pytest-Tests mit bekannten Werten – z.B. Zürich–Bern ca. 95 km Luftlinie. Plus ein Test, der prüft, dass nach dem Wechsel auf eine andere Distanz mindestens eine Stadt das Cluster wechselt. Führ die Tests aus.“</w:t>
+        <w:t xml:space="preserve">„Schreib pytest-Tests: 1) Haversine-Distanz Zürich–Bern ≈ 95 km Luftlinie (Haversine, nicht Euklid). 2) Euklid auf rohen Lat/Lon liefert dimensionslose Werte. 3) Nach Wechsel der Distanz wechselt mindestens eine Stadt ihr Cluster. Führ die Tests aus.“</w:t>
       </w:r>
     </w:p>
     <w:p>
